--- a/testakten/erbrecht-patchwork-stiefgrossvater-erbfolge-karlsruhe/16_grundbuch_und_bankauskunft_armin.docx
+++ b/testakten/erbrecht-patchwork-stiefgrossvater-erbfolge-karlsruhe/16_grundbuch_und_bankauskunft_armin.docx
@@ -4,81 +4,300 @@
   <w:body>
     <w:p>
       <w:pPr>
-        <w:spacing w:after="40"/>
-      </w:pPr>
-      <w:r>
-        <w:rPr>
-          <w:rFonts w:ascii="Arial" w:hAnsi="Arial"/>
-          <w:b/>
-          <w:color w:val="17365D"/>
-          <w:sz w:val="17"/>
-        </w:rPr>
-        <w:t>BANKAUSKUNFT</w:t>
-      </w:r>
-    </w:p>
-    <w:p>
-      <w:pPr>
-        <w:spacing w:after="40"/>
-      </w:pPr>
-      <w:r>
-        <w:rPr>
-          <w:rFonts w:ascii="Arial" w:hAnsi="Arial"/>
-          <w:b/>
-          <w:sz w:val="25"/>
-        </w:rPr>
-        <w:t>Badische Nachlassbank eG</w:t>
-      </w:r>
-    </w:p>
-    <w:p>
-      <w:pPr>
-        <w:spacing w:after="200"/>
-      </w:pPr>
-      <w:r>
-        <w:rPr>
-          <w:rFonts w:ascii="Arial" w:hAnsi="Arial"/>
-          <w:color w:val="586069"/>
-          <w:sz w:val="17"/>
-        </w:rPr>
-        <w:t>Nachlassservice | Kaiserstraße 132 | 76133 Karlsruhe</w:t>
-      </w:r>
-    </w:p>
-    <w:p>
-      <w:pPr>
-        <w:spacing w:after="160"/>
-      </w:pPr>
-      <w:r>
-        <w:t>Amtsgericht Karlsruhe - Nachlassgericht</w:t>
-      </w:r>
-    </w:p>
-    <w:p>
-      <w:pPr>
-        <w:spacing w:after="80"/>
-      </w:pPr>
-      <w:r>
-        <w:rPr>
-          <w:rFonts w:ascii="Arial" w:hAnsi="Arial"/>
-          <w:color w:val="586069"/>
-          <w:sz w:val="18"/>
-        </w:rPr>
-        <w:t>Datum: 11.07.2026  |  Zeichen: Nachlass Armin Seidel</w:t>
-      </w:r>
-    </w:p>
-    <w:p>
-      <w:pPr>
         <w:pStyle w:val="Title"/>
+        <w:keepNext/>
       </w:pPr>
       <w:r>
         <w:t>Vermögens- und Verfügungsübersicht zum Todestag</w:t>
       </w:r>
     </w:p>
-    <w:p>
-      <w:pPr>
-        <w:jc w:val="both"/>
-      </w:pPr>
-      <w:r>
-        <w:t>Auf gerichtliche Anfrage bestätigen wir die bei der Bank geführten Konten, Depots und Schließfachbeziehungen des verstorbenen Armin Seidel zum 14. Mai 2026. Verfügungsberechtigungen werden ohne Bewertung ihrer erbrechtlichen Wirkung angegeben.</w:t>
-      </w:r>
-    </w:p>
+    <w:tbl>
+      <w:tblPr>
+        <w:tblStyle w:val="TableGrid"/>
+        <w:tblW w:type="auto" w:w="0"/>
+        <w:jc w:val="center"/>
+        <w:tblLayout w:type="autofit"/>
+        <w:tblLook w:firstColumn="1" w:firstRow="1" w:lastColumn="0" w:lastRow="0" w:noHBand="0" w:noVBand="1" w:val="04A0"/>
+      </w:tblPr>
+      <w:tblGrid>
+        <w:gridCol w:w="4872"/>
+        <w:gridCol w:w="4872"/>
+      </w:tblGrid>
+      <w:tr>
+        <w:trPr>
+          <w:tblHeader w:val="true"/>
+        </w:trPr>
+        <w:tc>
+          <w:tcPr>
+            <w:tcW w:type="dxa" w:w="4872"/>
+            <w:shd w:fill="17324D"/>
+            <w:vAlign w:val="center"/>
+            <w:tcMar>
+              <w:top w:w="90" w:type="dxa"/>
+              <w:start w:w="100" w:type="dxa"/>
+              <w:bottom w:w="90" w:type="dxa"/>
+              <w:end w:w="100" w:type="dxa"/>
+            </w:tcMar>
+          </w:tcPr>
+          <w:p>
+            <w:pPr>
+              <w:spacing w:after="30"/>
+            </w:pPr>
+            <w:r>
+              <w:rPr>
+                <w:rFonts w:ascii="Arial" w:hAnsi="Arial"/>
+                <w:b/>
+                <w:color w:val="FFFFFF"/>
+                <w:sz w:val="17"/>
+              </w:rPr>
+              <w:t>Institut</w:t>
+            </w:r>
+          </w:p>
+        </w:tc>
+        <w:tc>
+          <w:tcPr>
+            <w:tcW w:type="dxa" w:w="4872"/>
+            <w:vAlign w:val="center"/>
+            <w:tcMar>
+              <w:top w:w="90" w:type="dxa"/>
+              <w:start w:w="100" w:type="dxa"/>
+              <w:bottom w:w="90" w:type="dxa"/>
+              <w:end w:w="100" w:type="dxa"/>
+            </w:tcMar>
+            <w:shd w:fill="17324D"/>
+          </w:tcPr>
+          <w:p>
+            <w:pPr>
+              <w:spacing w:after="30"/>
+            </w:pPr>
+            <w:r>
+              <w:rPr>
+                <w:rFonts w:ascii="Arial" w:hAnsi="Arial"/>
+                <w:b/>
+                <w:color w:val="FFFFFF"/>
+                <w:sz w:val="17"/>
+              </w:rPr>
+              <w:t>Badische Nachlassbank eG, Nachlassservice</w:t>
+            </w:r>
+          </w:p>
+        </w:tc>
+      </w:tr>
+      <w:tr>
+        <w:tc>
+          <w:tcPr>
+            <w:tcW w:type="dxa" w:w="4872"/>
+            <w:shd w:fill="EAF1F5"/>
+            <w:vAlign w:val="center"/>
+            <w:tcMar>
+              <w:top w:w="90" w:type="dxa"/>
+              <w:start w:w="100" w:type="dxa"/>
+              <w:bottom w:w="90" w:type="dxa"/>
+              <w:end w:w="100" w:type="dxa"/>
+            </w:tcMar>
+          </w:tcPr>
+          <w:p>
+            <w:pPr>
+              <w:spacing w:after="30"/>
+            </w:pPr>
+            <w:r>
+              <w:rPr>
+                <w:rFonts w:ascii="Arial" w:hAnsi="Arial"/>
+                <w:b/>
+                <w:color w:val="17324D"/>
+                <w:sz w:val="17"/>
+              </w:rPr>
+              <w:t>Kunde</w:t>
+            </w:r>
+          </w:p>
+        </w:tc>
+        <w:tc>
+          <w:tcPr>
+            <w:tcW w:type="dxa" w:w="4872"/>
+            <w:vAlign w:val="center"/>
+            <w:tcMar>
+              <w:top w:w="90" w:type="dxa"/>
+              <w:start w:w="100" w:type="dxa"/>
+              <w:bottom w:w="90" w:type="dxa"/>
+              <w:end w:w="100" w:type="dxa"/>
+            </w:tcMar>
+          </w:tcPr>
+          <w:p>
+            <w:pPr>
+              <w:spacing w:after="30"/>
+            </w:pPr>
+            <w:r>
+              <w:rPr>
+                <w:rFonts w:ascii="Arial" w:hAnsi="Arial"/>
+                <w:sz w:val="17"/>
+              </w:rPr>
+              <w:t>Armin Vogel, geboren am 02.02.1962, verstorben am 14.05.2026</w:t>
+            </w:r>
+          </w:p>
+        </w:tc>
+      </w:tr>
+      <w:tr>
+        <w:tc>
+          <w:tcPr>
+            <w:tcW w:type="dxa" w:w="4872"/>
+            <w:shd w:fill="F2F4F5"/>
+            <w:vAlign w:val="center"/>
+            <w:tcMar>
+              <w:top w:w="90" w:type="dxa"/>
+              <w:start w:w="100" w:type="dxa"/>
+              <w:bottom w:w="90" w:type="dxa"/>
+              <w:end w:w="100" w:type="dxa"/>
+            </w:tcMar>
+          </w:tcPr>
+          <w:p>
+            <w:pPr>
+              <w:spacing w:after="30"/>
+            </w:pPr>
+            <w:r>
+              <w:rPr>
+                <w:rFonts w:ascii="Arial" w:hAnsi="Arial"/>
+                <w:b/>
+                <w:color w:val="17324D"/>
+                <w:sz w:val="17"/>
+              </w:rPr>
+              <w:t>Vorgang</w:t>
+            </w:r>
+          </w:p>
+        </w:tc>
+        <w:tc>
+          <w:tcPr>
+            <w:tcW w:type="dxa" w:w="4872"/>
+            <w:vAlign w:val="center"/>
+            <w:tcMar>
+              <w:top w:w="90" w:type="dxa"/>
+              <w:start w:w="100" w:type="dxa"/>
+              <w:bottom w:w="90" w:type="dxa"/>
+              <w:end w:w="100" w:type="dxa"/>
+            </w:tcMar>
+            <w:shd w:fill="F2F4F5"/>
+          </w:tcPr>
+          <w:p>
+            <w:pPr>
+              <w:spacing w:after="30"/>
+            </w:pPr>
+            <w:r>
+              <w:rPr>
+                <w:rFonts w:ascii="Arial" w:hAnsi="Arial"/>
+                <w:sz w:val="17"/>
+              </w:rPr>
+              <w:t>NL-VOG-2026-318</w:t>
+            </w:r>
+          </w:p>
+        </w:tc>
+      </w:tr>
+      <w:tr>
+        <w:tc>
+          <w:tcPr>
+            <w:tcW w:type="dxa" w:w="4872"/>
+            <w:shd w:fill="EAF1F5"/>
+            <w:vAlign w:val="center"/>
+            <w:tcMar>
+              <w:top w:w="90" w:type="dxa"/>
+              <w:start w:w="100" w:type="dxa"/>
+              <w:bottom w:w="90" w:type="dxa"/>
+              <w:end w:w="100" w:type="dxa"/>
+            </w:tcMar>
+          </w:tcPr>
+          <w:p>
+            <w:pPr>
+              <w:spacing w:after="30"/>
+            </w:pPr>
+            <w:r>
+              <w:rPr>
+                <w:rFonts w:ascii="Arial" w:hAnsi="Arial"/>
+                <w:b/>
+                <w:color w:val="17324D"/>
+                <w:sz w:val="17"/>
+              </w:rPr>
+              <w:t>Datum</w:t>
+            </w:r>
+          </w:p>
+        </w:tc>
+        <w:tc>
+          <w:tcPr>
+            <w:tcW w:type="dxa" w:w="4872"/>
+            <w:vAlign w:val="center"/>
+            <w:tcMar>
+              <w:top w:w="90" w:type="dxa"/>
+              <w:start w:w="100" w:type="dxa"/>
+              <w:bottom w:w="90" w:type="dxa"/>
+              <w:end w:w="100" w:type="dxa"/>
+            </w:tcMar>
+          </w:tcPr>
+          <w:p>
+            <w:pPr>
+              <w:spacing w:after="30"/>
+            </w:pPr>
+            <w:r>
+              <w:rPr>
+                <w:rFonts w:ascii="Arial" w:hAnsi="Arial"/>
+                <w:sz w:val="17"/>
+              </w:rPr>
+              <w:t>11.07.2026</w:t>
+            </w:r>
+          </w:p>
+        </w:tc>
+      </w:tr>
+      <w:tr>
+        <w:tc>
+          <w:tcPr>
+            <w:tcW w:type="dxa" w:w="4872"/>
+            <w:shd w:fill="F2F4F5"/>
+            <w:vAlign w:val="center"/>
+            <w:tcMar>
+              <w:top w:w="90" w:type="dxa"/>
+              <w:start w:w="100" w:type="dxa"/>
+              <w:bottom w:w="90" w:type="dxa"/>
+              <w:end w:w="100" w:type="dxa"/>
+            </w:tcMar>
+          </w:tcPr>
+          <w:p>
+            <w:pPr>
+              <w:spacing w:after="30"/>
+            </w:pPr>
+            <w:r>
+              <w:rPr>
+                <w:rFonts w:ascii="Arial" w:hAnsi="Arial"/>
+                <w:b/>
+                <w:color w:val="17324D"/>
+                <w:sz w:val="17"/>
+              </w:rPr>
+              <w:t>Sachbearbeitung</w:t>
+            </w:r>
+          </w:p>
+        </w:tc>
+        <w:tc>
+          <w:tcPr>
+            <w:tcW w:type="dxa" w:w="4872"/>
+            <w:vAlign w:val="center"/>
+            <w:tcMar>
+              <w:top w:w="90" w:type="dxa"/>
+              <w:start w:w="100" w:type="dxa"/>
+              <w:bottom w:w="90" w:type="dxa"/>
+              <w:end w:w="100" w:type="dxa"/>
+            </w:tcMar>
+            <w:shd w:fill="F2F4F5"/>
+          </w:tcPr>
+          <w:p>
+            <w:pPr>
+              <w:spacing w:after="30"/>
+            </w:pPr>
+            <w:r>
+              <w:rPr>
+                <w:rFonts w:ascii="Arial" w:hAnsi="Arial"/>
+                <w:sz w:val="17"/>
+              </w:rPr>
+              <w:t>Lena Hartmann, Durchwahl 0721 48099-36</w:t>
+            </w:r>
+          </w:p>
+        </w:tc>
+      </w:tr>
+    </w:tbl>
+    <w:p/>
     <w:p>
       <w:pPr>
         <w:pStyle w:val="Heading1"/>
@@ -90,16 +309,16 @@
     <w:tbl>
       <w:tblPr>
         <w:tblStyle w:val="TableGrid"/>
-        <w:tblW w:type="dxa" w:w="9600"/>
-        <w:tblLayout w:type="fixed"/>
+        <w:tblW w:type="auto" w:w="0"/>
+        <w:jc w:val="center"/>
+        <w:tblLayout w:type="autofit"/>
         <w:tblLook w:firstColumn="1" w:firstRow="1" w:lastColumn="0" w:lastRow="0" w:noHBand="0" w:noVBand="1" w:val="04A0"/>
-        <w:tblInd w:w="120" w:type="dxa"/>
       </w:tblPr>
       <w:tblGrid>
-        <w:gridCol w:w="2200"/>
-        <w:gridCol w:w="2400"/>
-        <w:gridCol w:w="2500"/>
-        <w:gridCol w:w="2500"/>
+        <w:gridCol w:w="2436"/>
+        <w:gridCol w:w="2436"/>
+        <w:gridCol w:w="2436"/>
+        <w:gridCol w:w="2436"/>
       </w:tblGrid>
       <w:tr>
         <w:trPr>
@@ -107,25 +326,26 @@
         </w:trPr>
         <w:tc>
           <w:tcPr>
-            <w:tcW w:type="dxa" w:w="2200"/>
+            <w:tcW w:type="dxa" w:w="2436"/>
             <w:vAlign w:val="center"/>
-            <w:shd w:fill="DCE6F1"/>
             <w:tcMar>
               <w:top w:w="90" w:type="dxa"/>
-              <w:start w:w="120" w:type="dxa"/>
+              <w:start w:w="100" w:type="dxa"/>
               <w:bottom w:w="90" w:type="dxa"/>
-              <w:end w:w="120" w:type="dxa"/>
+              <w:end w:w="100" w:type="dxa"/>
             </w:tcMar>
+            <w:shd w:fill="17324D"/>
           </w:tcPr>
           <w:p>
             <w:pPr>
-              <w:spacing w:after="0"/>
+              <w:spacing w:after="30"/>
             </w:pPr>
             <w:r>
               <w:rPr>
                 <w:rFonts w:ascii="Arial" w:hAnsi="Arial"/>
                 <w:b/>
-                <w:sz w:val="18"/>
+                <w:color w:val="FFFFFF"/>
+                <w:sz w:val="17"/>
               </w:rPr>
               <w:t>Produkt</w:t>
             </w:r>
@@ -133,25 +353,26 @@
         </w:tc>
         <w:tc>
           <w:tcPr>
-            <w:tcW w:type="dxa" w:w="2400"/>
+            <w:tcW w:type="dxa" w:w="2436"/>
             <w:vAlign w:val="center"/>
-            <w:shd w:fill="DCE6F1"/>
             <w:tcMar>
               <w:top w:w="90" w:type="dxa"/>
-              <w:start w:w="120" w:type="dxa"/>
+              <w:start w:w="100" w:type="dxa"/>
               <w:bottom w:w="90" w:type="dxa"/>
-              <w:end w:w="120" w:type="dxa"/>
+              <w:end w:w="100" w:type="dxa"/>
             </w:tcMar>
+            <w:shd w:fill="17324D"/>
           </w:tcPr>
           <w:p>
             <w:pPr>
-              <w:spacing w:after="0"/>
+              <w:spacing w:after="30"/>
             </w:pPr>
             <w:r>
               <w:rPr>
                 <w:rFonts w:ascii="Arial" w:hAnsi="Arial"/>
                 <w:b/>
-                <w:sz w:val="18"/>
+                <w:color w:val="FFFFFF"/>
+                <w:sz w:val="17"/>
               </w:rPr>
               <w:t>Nummer</w:t>
             </w:r>
@@ -159,51 +380,53 @@
         </w:tc>
         <w:tc>
           <w:tcPr>
-            <w:tcW w:type="dxa" w:w="2500"/>
+            <w:tcW w:type="dxa" w:w="2436"/>
             <w:vAlign w:val="center"/>
-            <w:shd w:fill="DCE6F1"/>
             <w:tcMar>
               <w:top w:w="90" w:type="dxa"/>
-              <w:start w:w="120" w:type="dxa"/>
+              <w:start w:w="100" w:type="dxa"/>
               <w:bottom w:w="90" w:type="dxa"/>
-              <w:end w:w="120" w:type="dxa"/>
+              <w:end w:w="100" w:type="dxa"/>
             </w:tcMar>
+            <w:shd w:fill="17324D"/>
           </w:tcPr>
           <w:p>
             <w:pPr>
-              <w:spacing w:after="0"/>
+              <w:spacing w:after="30"/>
             </w:pPr>
             <w:r>
               <w:rPr>
                 <w:rFonts w:ascii="Arial" w:hAnsi="Arial"/>
                 <w:b/>
-                <w:sz w:val="18"/>
+                <w:color w:val="FFFFFF"/>
+                <w:sz w:val="17"/>
               </w:rPr>
-              <w:t>Saldo / Kurswert</w:t>
+              <w:t>Stand 14.05.2026</w:t>
             </w:r>
           </w:p>
         </w:tc>
         <w:tc>
           <w:tcPr>
-            <w:tcW w:type="dxa" w:w="2500"/>
+            <w:tcW w:type="dxa" w:w="2436"/>
             <w:vAlign w:val="center"/>
-            <w:shd w:fill="DCE6F1"/>
             <w:tcMar>
               <w:top w:w="90" w:type="dxa"/>
-              <w:start w:w="120" w:type="dxa"/>
+              <w:start w:w="100" w:type="dxa"/>
               <w:bottom w:w="90" w:type="dxa"/>
-              <w:end w:w="120" w:type="dxa"/>
+              <w:end w:w="100" w:type="dxa"/>
             </w:tcMar>
+            <w:shd w:fill="17324D"/>
           </w:tcPr>
           <w:p>
             <w:pPr>
-              <w:spacing w:after="0"/>
+              <w:spacing w:after="30"/>
             </w:pPr>
             <w:r>
               <w:rPr>
                 <w:rFonts w:ascii="Arial" w:hAnsi="Arial"/>
                 <w:b/>
-                <w:sz w:val="18"/>
+                <w:color w:val="FFFFFF"/>
+                <w:sz w:val="17"/>
               </w:rPr>
               <w:t>Verfügung</w:t>
             </w:r>
@@ -213,18 +436,18 @@
       <w:tr>
         <w:tc>
           <w:tcPr>
-            <w:tcW w:type="dxa" w:w="2200"/>
+            <w:tcW w:type="dxa" w:w="2436"/>
             <w:vAlign w:val="center"/>
             <w:tcMar>
               <w:top w:w="90" w:type="dxa"/>
-              <w:start w:w="120" w:type="dxa"/>
+              <w:start w:w="100" w:type="dxa"/>
               <w:bottom w:w="90" w:type="dxa"/>
-              <w:end w:w="120" w:type="dxa"/>
+              <w:end w:w="100" w:type="dxa"/>
             </w:tcMar>
           </w:tcPr>
           <w:p>
             <w:pPr>
-              <w:spacing w:after="0" w:line="259" w:lineRule="auto"/>
+              <w:spacing w:after="30"/>
             </w:pPr>
             <w:r>
               <w:rPr>
@@ -237,66 +460,66 @@
         </w:tc>
         <w:tc>
           <w:tcPr>
-            <w:tcW w:type="dxa" w:w="2400"/>
+            <w:tcW w:type="dxa" w:w="2436"/>
             <w:vAlign w:val="center"/>
             <w:tcMar>
               <w:top w:w="90" w:type="dxa"/>
-              <w:start w:w="120" w:type="dxa"/>
+              <w:start w:w="100" w:type="dxa"/>
               <w:bottom w:w="90" w:type="dxa"/>
-              <w:end w:w="120" w:type="dxa"/>
+              <w:end w:w="100" w:type="dxa"/>
             </w:tcMar>
           </w:tcPr>
           <w:p>
             <w:pPr>
-              <w:spacing w:after="0" w:line="259" w:lineRule="auto"/>
+              <w:spacing w:after="30"/>
             </w:pPr>
             <w:r>
               <w:rPr>
                 <w:rFonts w:ascii="Arial" w:hAnsi="Arial"/>
                 <w:sz w:val="17"/>
               </w:rPr>
-              <w:t>DE61 6609 ... 1482</w:t>
+              <w:t>DE61 6609 0000 0014 8200 17</w:t>
             </w:r>
           </w:p>
         </w:tc>
         <w:tc>
           <w:tcPr>
-            <w:tcW w:type="dxa" w:w="2500"/>
+            <w:tcW w:type="dxa" w:w="2436"/>
             <w:vAlign w:val="center"/>
             <w:tcMar>
               <w:top w:w="90" w:type="dxa"/>
-              <w:start w:w="120" w:type="dxa"/>
+              <w:start w:w="100" w:type="dxa"/>
               <w:bottom w:w="90" w:type="dxa"/>
-              <w:end w:w="120" w:type="dxa"/>
+              <w:end w:w="100" w:type="dxa"/>
             </w:tcMar>
           </w:tcPr>
           <w:p>
             <w:pPr>
-              <w:spacing w:after="0" w:line="259" w:lineRule="auto"/>
+              <w:spacing w:after="30"/>
             </w:pPr>
             <w:r>
               <w:rPr>
                 <w:rFonts w:ascii="Arial" w:hAnsi="Arial"/>
                 <w:sz w:val="17"/>
               </w:rPr>
-              <w:t>38.744,12 EUR</w:t>
+              <w:t>38412,72 EUR</w:t>
             </w:r>
           </w:p>
         </w:tc>
         <w:tc>
           <w:tcPr>
-            <w:tcW w:type="dxa" w:w="2500"/>
+            <w:tcW w:type="dxa" w:w="2436"/>
             <w:vAlign w:val="center"/>
             <w:tcMar>
               <w:top w:w="90" w:type="dxa"/>
-              <w:start w:w="120" w:type="dxa"/>
+              <w:start w:w="100" w:type="dxa"/>
               <w:bottom w:w="90" w:type="dxa"/>
-              <w:end w:w="120" w:type="dxa"/>
+              <w:end w:w="100" w:type="dxa"/>
             </w:tcMar>
           </w:tcPr>
           <w:p>
             <w:pPr>
-              <w:spacing w:after="0" w:line="259" w:lineRule="auto"/>
+              <w:spacing w:after="30"/>
             </w:pPr>
             <w:r>
               <w:rPr>
@@ -311,19 +534,19 @@
       <w:tr>
         <w:tc>
           <w:tcPr>
-            <w:tcW w:type="dxa" w:w="2200"/>
+            <w:tcW w:type="dxa" w:w="2436"/>
             <w:vAlign w:val="center"/>
-            <w:shd w:fill="F2F4F7"/>
             <w:tcMar>
               <w:top w:w="90" w:type="dxa"/>
-              <w:start w:w="120" w:type="dxa"/>
+              <w:start w:w="100" w:type="dxa"/>
               <w:bottom w:w="90" w:type="dxa"/>
-              <w:end w:w="120" w:type="dxa"/>
+              <w:end w:w="100" w:type="dxa"/>
             </w:tcMar>
+            <w:shd w:fill="F2F4F5"/>
           </w:tcPr>
           <w:p>
             <w:pPr>
-              <w:spacing w:after="0" w:line="259" w:lineRule="auto"/>
+              <w:spacing w:after="30"/>
             </w:pPr>
             <w:r>
               <w:rPr>
@@ -336,69 +559,69 @@
         </w:tc>
         <w:tc>
           <w:tcPr>
-            <w:tcW w:type="dxa" w:w="2400"/>
+            <w:tcW w:type="dxa" w:w="2436"/>
             <w:vAlign w:val="center"/>
-            <w:shd w:fill="F2F4F7"/>
             <w:tcMar>
               <w:top w:w="90" w:type="dxa"/>
-              <w:start w:w="120" w:type="dxa"/>
+              <w:start w:w="100" w:type="dxa"/>
               <w:bottom w:w="90" w:type="dxa"/>
-              <w:end w:w="120" w:type="dxa"/>
+              <w:end w:w="100" w:type="dxa"/>
             </w:tcMar>
+            <w:shd w:fill="F2F4F5"/>
           </w:tcPr>
           <w:p>
             <w:pPr>
-              <w:spacing w:after="0" w:line="259" w:lineRule="auto"/>
+              <w:spacing w:after="30"/>
             </w:pPr>
             <w:r>
               <w:rPr>
                 <w:rFonts w:ascii="Arial" w:hAnsi="Arial"/>
                 <w:sz w:val="17"/>
               </w:rPr>
-              <w:t>DE18 6609 ... 9920</w:t>
+              <w:t>DE18 6609 0000 0099 2010 04</w:t>
             </w:r>
           </w:p>
         </w:tc>
         <w:tc>
           <w:tcPr>
-            <w:tcW w:type="dxa" w:w="2500"/>
+            <w:tcW w:type="dxa" w:w="2436"/>
             <w:vAlign w:val="center"/>
-            <w:shd w:fill="F2F4F7"/>
             <w:tcMar>
               <w:top w:w="90" w:type="dxa"/>
-              <w:start w:w="120" w:type="dxa"/>
+              <w:start w:w="100" w:type="dxa"/>
               <w:bottom w:w="90" w:type="dxa"/>
-              <w:end w:w="120" w:type="dxa"/>
+              <w:end w:w="100" w:type="dxa"/>
             </w:tcMar>
+            <w:shd w:fill="F2F4F5"/>
           </w:tcPr>
           <w:p>
             <w:pPr>
-              <w:spacing w:after="0" w:line="259" w:lineRule="auto"/>
+              <w:spacing w:after="30"/>
             </w:pPr>
             <w:r>
               <w:rPr>
                 <w:rFonts w:ascii="Arial" w:hAnsi="Arial"/>
                 <w:sz w:val="17"/>
               </w:rPr>
-              <w:t>112.080,40 EUR</w:t>
+              <w:t>112080,40 EUR</w:t>
             </w:r>
           </w:p>
         </w:tc>
         <w:tc>
           <w:tcPr>
-            <w:tcW w:type="dxa" w:w="2500"/>
+            <w:tcW w:type="dxa" w:w="2436"/>
             <w:vAlign w:val="center"/>
-            <w:shd w:fill="F2F4F7"/>
             <w:tcMar>
               <w:top w:w="90" w:type="dxa"/>
-              <w:start w:w="120" w:type="dxa"/>
+              <w:start w:w="100" w:type="dxa"/>
               <w:bottom w:w="90" w:type="dxa"/>
-              <w:end w:w="120" w:type="dxa"/>
+              <w:end w:w="100" w:type="dxa"/>
             </w:tcMar>
+            <w:shd w:fill="F2F4F5"/>
           </w:tcPr>
           <w:p>
             <w:pPr>
-              <w:spacing w:after="0" w:line="259" w:lineRule="auto"/>
+              <w:spacing w:after="30"/>
             </w:pPr>
             <w:r>
               <w:rPr>
@@ -413,18 +636,18 @@
       <w:tr>
         <w:tc>
           <w:tcPr>
-            <w:tcW w:type="dxa" w:w="2200"/>
+            <w:tcW w:type="dxa" w:w="2436"/>
             <w:vAlign w:val="center"/>
             <w:tcMar>
               <w:top w:w="90" w:type="dxa"/>
-              <w:start w:w="120" w:type="dxa"/>
+              <w:start w:w="100" w:type="dxa"/>
               <w:bottom w:w="90" w:type="dxa"/>
-              <w:end w:w="120" w:type="dxa"/>
+              <w:end w:w="100" w:type="dxa"/>
             </w:tcMar>
           </w:tcPr>
           <w:p>
             <w:pPr>
-              <w:spacing w:after="0" w:line="259" w:lineRule="auto"/>
+              <w:spacing w:after="30"/>
             </w:pPr>
             <w:r>
               <w:rPr>
@@ -437,18 +660,18 @@
         </w:tc>
         <w:tc>
           <w:tcPr>
-            <w:tcW w:type="dxa" w:w="2400"/>
+            <w:tcW w:type="dxa" w:w="2436"/>
             <w:vAlign w:val="center"/>
             <w:tcMar>
               <w:top w:w="90" w:type="dxa"/>
-              <w:start w:w="120" w:type="dxa"/>
+              <w:start w:w="100" w:type="dxa"/>
               <w:bottom w:w="90" w:type="dxa"/>
-              <w:end w:w="120" w:type="dxa"/>
+              <w:end w:w="100" w:type="dxa"/>
             </w:tcMar>
           </w:tcPr>
           <w:p>
             <w:pPr>
-              <w:spacing w:after="0" w:line="259" w:lineRule="auto"/>
+              <w:spacing w:after="30"/>
             </w:pPr>
             <w:r>
               <w:rPr>
@@ -461,42 +684,42 @@
         </w:tc>
         <w:tc>
           <w:tcPr>
-            <w:tcW w:type="dxa" w:w="2500"/>
+            <w:tcW w:type="dxa" w:w="2436"/>
             <w:vAlign w:val="center"/>
             <w:tcMar>
               <w:top w:w="90" w:type="dxa"/>
-              <w:start w:w="120" w:type="dxa"/>
+              <w:start w:w="100" w:type="dxa"/>
               <w:bottom w:w="90" w:type="dxa"/>
-              <w:end w:w="120" w:type="dxa"/>
+              <w:end w:w="100" w:type="dxa"/>
             </w:tcMar>
           </w:tcPr>
           <w:p>
             <w:pPr>
-              <w:spacing w:after="0" w:line="259" w:lineRule="auto"/>
+              <w:spacing w:after="30"/>
             </w:pPr>
             <w:r>
               <w:rPr>
                 <w:rFonts w:ascii="Arial" w:hAnsi="Arial"/>
                 <w:sz w:val="17"/>
               </w:rPr>
-              <w:t>286.410,70 EUR</w:t>
+              <w:t>410284,61 EUR</w:t>
             </w:r>
           </w:p>
         </w:tc>
         <w:tc>
           <w:tcPr>
-            <w:tcW w:type="dxa" w:w="2500"/>
+            <w:tcW w:type="dxa" w:w="2436"/>
             <w:vAlign w:val="center"/>
             <w:tcMar>
               <w:top w:w="90" w:type="dxa"/>
-              <w:start w:w="120" w:type="dxa"/>
+              <w:start w:w="100" w:type="dxa"/>
               <w:bottom w:w="90" w:type="dxa"/>
-              <w:end w:w="120" w:type="dxa"/>
+              <w:end w:w="100" w:type="dxa"/>
             </w:tcMar>
           </w:tcPr>
           <w:p>
             <w:pPr>
-              <w:spacing w:after="0" w:line="259" w:lineRule="auto"/>
+              <w:spacing w:after="30"/>
             </w:pPr>
             <w:r>
               <w:rPr>
@@ -511,19 +734,19 @@
       <w:tr>
         <w:tc>
           <w:tcPr>
-            <w:tcW w:type="dxa" w:w="2200"/>
+            <w:tcW w:type="dxa" w:w="2436"/>
             <w:vAlign w:val="center"/>
-            <w:shd w:fill="F2F4F7"/>
             <w:tcMar>
               <w:top w:w="90" w:type="dxa"/>
-              <w:start w:w="120" w:type="dxa"/>
+              <w:start w:w="100" w:type="dxa"/>
               <w:bottom w:w="90" w:type="dxa"/>
-              <w:end w:w="120" w:type="dxa"/>
+              <w:end w:w="100" w:type="dxa"/>
             </w:tcMar>
+            <w:shd w:fill="F2F4F5"/>
           </w:tcPr>
           <w:p>
             <w:pPr>
-              <w:spacing w:after="0" w:line="259" w:lineRule="auto"/>
+              <w:spacing w:after="30"/>
             </w:pPr>
             <w:r>
               <w:rPr>
@@ -536,69 +759,69 @@
         </w:tc>
         <w:tc>
           <w:tcPr>
-            <w:tcW w:type="dxa" w:w="2400"/>
+            <w:tcW w:type="dxa" w:w="2436"/>
             <w:vAlign w:val="center"/>
-            <w:shd w:fill="F2F4F7"/>
             <w:tcMar>
               <w:top w:w="90" w:type="dxa"/>
-              <w:start w:w="120" w:type="dxa"/>
+              <w:start w:w="100" w:type="dxa"/>
               <w:bottom w:w="90" w:type="dxa"/>
-              <w:end w:w="120" w:type="dxa"/>
+              <w:end w:w="100" w:type="dxa"/>
             </w:tcMar>
+            <w:shd w:fill="F2F4F5"/>
           </w:tcPr>
           <w:p>
             <w:pPr>
-              <w:spacing w:after="0" w:line="259" w:lineRule="auto"/>
+              <w:spacing w:after="30"/>
             </w:pPr>
             <w:r>
               <w:rPr>
                 <w:rFonts w:ascii="Arial" w:hAnsi="Arial"/>
                 <w:sz w:val="17"/>
               </w:rPr>
-              <w:t>DE77 6609 ... 3315</w:t>
+              <w:t>DE77 6609 0000 0033 1500 22</w:t>
             </w:r>
           </w:p>
         </w:tc>
         <w:tc>
           <w:tcPr>
-            <w:tcW w:type="dxa" w:w="2500"/>
+            <w:tcW w:type="dxa" w:w="2436"/>
             <w:vAlign w:val="center"/>
-            <w:shd w:fill="F2F4F7"/>
             <w:tcMar>
               <w:top w:w="90" w:type="dxa"/>
-              <w:start w:w="120" w:type="dxa"/>
+              <w:start w:w="100" w:type="dxa"/>
               <w:bottom w:w="90" w:type="dxa"/>
-              <w:end w:w="120" w:type="dxa"/>
+              <w:end w:w="100" w:type="dxa"/>
             </w:tcMar>
+            <w:shd w:fill="F2F4F5"/>
           </w:tcPr>
           <w:p>
             <w:pPr>
-              <w:spacing w:after="0" w:line="259" w:lineRule="auto"/>
+              <w:spacing w:after="30"/>
             </w:pPr>
             <w:r>
               <w:rPr>
                 <w:rFonts w:ascii="Arial" w:hAnsi="Arial"/>
                 <w:sz w:val="17"/>
               </w:rPr>
-              <w:t>21.960,18 EUR</w:t>
+              <w:t>21960,18 EUR</w:t>
             </w:r>
           </w:p>
         </w:tc>
         <w:tc>
           <w:tcPr>
-            <w:tcW w:type="dxa" w:w="2500"/>
+            <w:tcW w:type="dxa" w:w="2436"/>
             <w:vAlign w:val="center"/>
-            <w:shd w:fill="F2F4F7"/>
             <w:tcMar>
               <w:top w:w="90" w:type="dxa"/>
-              <w:start w:w="120" w:type="dxa"/>
+              <w:start w:w="100" w:type="dxa"/>
               <w:bottom w:w="90" w:type="dxa"/>
-              <w:end w:w="120" w:type="dxa"/>
+              <w:end w:w="100" w:type="dxa"/>
             </w:tcMar>
+            <w:shd w:fill="F2F4F5"/>
           </w:tcPr>
           <w:p>
             <w:pPr>
-              <w:spacing w:after="0" w:line="259" w:lineRule="auto"/>
+              <w:spacing w:after="30"/>
             </w:pPr>
             <w:r>
               <w:rPr>
@@ -613,23 +836,26 @@
     </w:tbl>
     <w:p>
       <w:pPr>
-        <w:spacing w:after="0"/>
-      </w:pPr>
-    </w:p>
-    <w:p>
-      <w:pPr>
         <w:pStyle w:val="Heading1"/>
       </w:pPr>
       <w:r>
-        <w:t>2. Vollmachten</w:t>
+        <w:t>2. Vollmachten und Buchungen</w:t>
       </w:r>
     </w:p>
     <w:p>
       <w:pPr>
-        <w:jc w:val="both"/>
+        <w:keepLines w:val="0"/>
       </w:pPr>
       <w:r>
-        <w:t>Fiona Seidel besaß seit 4. September 2021 eine transmortale Kontovollmacht für Giro- und Tagesgeldkonto. Am 16. Mai 2026 wurden 8.400 Euro vom Gemeinschaftskonto für Bestattung und laufende Hauskosten gezahlt. Vom Einzelkonto erfolgten nach dem Tod keine Verfügungen.</w:t>
+        <w:t>Fiona Radtke-Vogel besaß seit dem 04.09.2021 eine transmortale Vollmacht für Giro- und Tagesgeldkonto, nicht für das Depot. Am 16.05.2026 wurden vom Gemeinschaftskonto 8400,00 EUR für Bestattungsanzahlung, Hausgeld, Energie und eine Klinikrechnung gezahlt. Belege wurden der Bank vorgelegt; die erbrechtliche Zuordnung prüft die Bank nicht.</w:t>
+      </w:r>
+    </w:p>
+    <w:p>
+      <w:pPr>
+        <w:keepLines w:val="0"/>
+      </w:pPr>
+      <w:r>
+        <w:t>Vom Einzelkonto und Depot erfolgten nach dem Tod keine Verfügungen. Beate Vogel und Dana Radtke waren nicht bevollmächtigt.</w:t>
       </w:r>
     </w:p>
     <w:p>
@@ -642,10 +868,10 @@
     </w:p>
     <w:p>
       <w:pPr>
-        <w:jc w:val="both"/>
+        <w:keepLines w:val="0"/>
       </w:pPr>
       <w:r>
-        <w:t>Schließfach 312 wurde am 20. Mai 2026 in Anwesenheit Fionas und eines Bankmitarbeiters geöffnet. Protokolliert wurden eine Schmuckschatulle, drei verschlossene Umschläge mit der Aufschrift „Testament“, „Clemens“ und „Fiona“ sowie Fahrzeugpapiere. Die Gegenstände wurden wieder versiegelt; Herausgabe erfolgt gegen Legitimation.</w:t>
+        <w:t>Schließfach 312 wurde am 20.05.2026 in Anwesenheit Fionas und der Bankmitarbeiterin Lena Hartmann geöffnet. Protokolliert wurden eine Schmuckschatulle, Fahrzeugpapiere des Mercedes 280 SL, zwei Ersatzschlüssel und drei verschlossene Umschläge mit den Aufschriften Testament, Clemens und Fiona. Die Gegenstände wurden unter Siegel BN-312-26 wieder eingelagert.</w:t>
       </w:r>
     </w:p>
     <w:p>
@@ -653,30 +879,34 @@
         <w:pStyle w:val="Heading1"/>
       </w:pPr>
       <w:r>
-        <w:t>4. Immobilie</w:t>
+        <w:t>4. Finanzierungsunterlagen Wohnung</w:t>
       </w:r>
     </w:p>
     <w:p>
       <w:pPr>
-        <w:jc w:val="both"/>
+        <w:keepLines w:val="0"/>
       </w:pPr>
       <w:r>
-        <w:t>Aus den Kreditunterlagen ergibt sich Miteigentum Armins zu einem Halb am Grundstück Karlsruhe Blatt 17842. Das Darlehen valutierte zum Todestag mit 96.884,30 Euro. Die Bank trifft keine Aussage dazu, wem der andere Miteigentumsanteil oder interne Ausgleichsansprüche zustehen.</w:t>
+        <w:t>Die Wohnung Sophienstraße 41 steht nach dem Grundbuchauszug allein im Eigentum Armin Vogels. Das Immobiliendarlehen valutierte am Todestag mit 96884,30 EUR. Die monatliche Rate von 1120,00 EUR wurde am 02.06.2026 noch vom Girokonto eingezogen. Eine Ablösung oder Vertragsübernahme ist nicht vereinbart.</w:t>
       </w:r>
     </w:p>
     <w:p>
       <w:pPr>
-        <w:jc w:val="both"/>
+        <w:keepLines w:val="0"/>
       </w:pPr>
       <w:r>
-        <w:t>Badische Nachlassbank eG Lena Hartmann, Nachlassservice</w:t>
+        <w:t>Badische Nachlassbank eG</w:t>
+        <w:br/>
+        <w:t>Lena Hartmann, Nachlassservice</w:t>
+        <w:br/>
+        <w:t>Thomas Kern, Teamleiter</w:t>
       </w:r>
     </w:p>
     <w:sectPr>
       <w:headerReference w:type="default" r:id="rId9"/>
       <w:footerReference w:type="default" r:id="rId10"/>
-      <w:pgSz w:w="11906" w:h="16838"/>
-      <w:pgMar w:top="1020" w:right="1134" w:bottom="1020" w:left="1417" w:header="454" w:footer="454" w:gutter="0"/>
+      <w:pgSz w:w="12240" w:h="15840"/>
+      <w:pgMar w:top="1162" w:right="1219" w:bottom="1162" w:left="1276" w:header="397" w:footer="397" w:gutter="0"/>
       <w:cols w:space="720"/>
       <w:docGrid w:linePitch="360"/>
     </w:sectPr>
@@ -688,23 +918,34 @@
 <w:ftr xmlns:m="http://schemas.openxmlformats.org/officeDocument/2006/math" xmlns:mc="http://schemas.openxmlformats.org/markup-compatibility/2006" xmlns:mo="http://schemas.microsoft.com/office/mac/office/2008/main" xmlns:mv="urn:schemas-microsoft-com:mac:vml" xmlns:o="urn:schemas-microsoft-com:office:office" xmlns:r="http://schemas.openxmlformats.org/officeDocument/2006/relationships" xmlns:v="urn:schemas-microsoft-com:vml" xmlns:w10="urn:schemas-microsoft-com:office:word" xmlns:w14="http://schemas.microsoft.com/office/word/2010/wordml" xmlns:w="http://schemas.openxmlformats.org/wordprocessingml/2006/main" xmlns:wne="http://schemas.microsoft.com/office/word/2006/wordml" xmlns:wp14="http://schemas.microsoft.com/office/word/2010/wordprocessingDrawing" xmlns:wp="http://schemas.openxmlformats.org/drawingml/2006/wordprocessingDrawing" xmlns:wpc="http://schemas.microsoft.com/office/word/2010/wordprocessingCanvas" xmlns:wpg="http://schemas.microsoft.com/office/word/2010/wordprocessingGroup" xmlns:wpi="http://schemas.microsoft.com/office/word/2010/wordprocessingInk" xmlns:wps="http://schemas.microsoft.com/office/word/2010/wordprocessingShape" mc:Ignorable="w14 wp14">
   <w:p>
     <w:pPr>
-      <w:pStyle w:val="Footer"/>
-      <w:spacing w:before="0"/>
-      <w:jc w:val="right"/>
+      <w:spacing w:before="60"/>
+      <w:jc w:val="center"/>
     </w:pPr>
     <w:r>
       <w:rPr>
         <w:rFonts w:ascii="Arial" w:hAnsi="Arial"/>
-        <w:color w:val="586069"/>
-        <w:sz w:val="16"/>
+        <w:color w:val="6B7378"/>
+        <w:sz w:val="12"/>
+      </w:rPr>
+      <w:t>Nachlassservice | Kaiserstraße 132 | 76133 Karlsruhe | BLZ 66090000 | BIC GENODE61KA1</w:t>
+    </w:r>
+  </w:p>
+  <w:p>
+    <w:pPr>
+      <w:spacing w:after="0"/>
+      <w:jc w:val="center"/>
+    </w:pPr>
+    <w:r>
+      <w:rPr>
+        <w:color w:val="6B7378"/>
+        <w:sz w:val="14"/>
       </w:rPr>
       <w:t xml:space="preserve">Seite </w:t>
     </w:r>
     <w:r>
       <w:rPr>
-        <w:rFonts w:ascii="Arial" w:hAnsi="Arial"/>
-        <w:color w:val="586069"/>
-        <w:sz w:val="16"/>
+        <w:color w:val="6B7378"/>
+        <w:sz w:val="14"/>
       </w:rPr>
       <w:fldChar w:fldCharType="begin"/>
       <w:instrText xml:space="preserve"> PAGE </w:instrText>
@@ -718,19 +959,87 @@
 <w:hdr xmlns:m="http://schemas.openxmlformats.org/officeDocument/2006/math" xmlns:mc="http://schemas.openxmlformats.org/markup-compatibility/2006" xmlns:mo="http://schemas.microsoft.com/office/mac/office/2008/main" xmlns:mv="urn:schemas-microsoft-com:mac:vml" xmlns:o="urn:schemas-microsoft-com:office:office" xmlns:r="http://schemas.openxmlformats.org/officeDocument/2006/relationships" xmlns:v="urn:schemas-microsoft-com:vml" xmlns:w10="urn:schemas-microsoft-com:office:word" xmlns:w14="http://schemas.microsoft.com/office/word/2010/wordml" xmlns:w="http://schemas.openxmlformats.org/wordprocessingml/2006/main" xmlns:wne="http://schemas.microsoft.com/office/word/2006/wordml" xmlns:wp14="http://schemas.microsoft.com/office/word/2010/wordprocessingDrawing" xmlns:wp="http://schemas.openxmlformats.org/drawingml/2006/wordprocessingDrawing" xmlns:wpc="http://schemas.microsoft.com/office/word/2010/wordprocessingCanvas" xmlns:wpg="http://schemas.microsoft.com/office/word/2010/wordprocessingGroup" xmlns:wpi="http://schemas.microsoft.com/office/word/2010/wordprocessingInk" xmlns:wps="http://schemas.microsoft.com/office/word/2010/wordprocessingShape" mc:Ignorable="w14 wp14">
   <w:p>
     <w:pPr>
-      <w:pStyle w:val="Header"/>
-      <w:spacing w:after="0"/>
-      <w:jc w:val="right"/>
-    </w:pPr>
-    <w:r>
-      <w:rPr>
-        <w:rFonts w:ascii="Arial" w:hAnsi="Arial"/>
-        <w:color w:val="586069"/>
-        <w:sz w:val="16"/>
-      </w:rPr>
-      <w:t>Badische Nachlassbank eG  |  Nachlass Armin Seidel</w:t>
-    </w:r>
+      <w:pBdr>
+        <w:bottom w:val="single" w:sz="10" w:space="4" w:color="2F6684"/>
+      </w:pBdr>
+    </w:pPr>
   </w:p>
+  <w:tbl>
+    <w:tblPr>
+      <w:tblW w:type="auto" w:w="0"/>
+      <w:jc w:val="center"/>
+      <w:tblLook w:firstColumn="1" w:firstRow="1" w:lastColumn="0" w:lastRow="0" w:noHBand="0" w:noVBand="1" w:val="04A0"/>
+    </w:tblPr>
+    <w:tblGrid>
+      <w:gridCol w:w="6066"/>
+      <w:gridCol w:w="3345"/>
+    </w:tblGrid>
+    <w:tr>
+      <w:tc>
+        <w:tcPr>
+          <w:tcW w:type="dxa" w:w="4706"/>
+        </w:tcPr>
+        <w:p>
+          <w:pPr>
+            <w:spacing w:after="20"/>
+          </w:pPr>
+          <w:r>
+            <w:rPr>
+              <w:rFonts w:ascii="Arial" w:hAnsi="Arial"/>
+              <w:b/>
+              <w:color w:val="17324D"/>
+              <w:sz w:val="21"/>
+            </w:rPr>
+            <w:t>Badische Nachlassbank eG</w:t>
+          </w:r>
+        </w:p>
+        <w:p>
+          <w:pPr>
+            <w:spacing w:after="0"/>
+          </w:pPr>
+          <w:r>
+            <w:rPr>
+              <w:color w:val="6B7378"/>
+              <w:sz w:val="15"/>
+            </w:rPr>
+            <w:t>Nachlassservice | Kaiserstraße 132 | 76133 Karlsruhe | BLZ 66090000 | BIC GENODE61KA1</w:t>
+          </w:r>
+        </w:p>
+      </w:tc>
+      <w:tc>
+        <w:tcPr>
+          <w:tcW w:type="dxa" w:w="4706"/>
+        </w:tcPr>
+        <w:p>
+          <w:pPr>
+            <w:spacing w:after="20"/>
+            <w:jc w:val="right"/>
+          </w:pPr>
+          <w:r>
+            <w:rPr>
+              <w:b/>
+              <w:color w:val="17324D"/>
+              <w:sz w:val="18"/>
+            </w:rPr>
+            <w:t>Nachlässe Vogel und Radtke</w:t>
+          </w:r>
+        </w:p>
+        <w:p>
+          <w:pPr>
+            <w:spacing w:after="0"/>
+            <w:jc w:val="right"/>
+          </w:pPr>
+          <w:r>
+            <w:rPr>
+              <w:color w:val="6B7378"/>
+              <w:sz w:val="15"/>
+            </w:rPr>
+            <w:t>Aktenzeichen HB-226/26</w:t>
+          </w:r>
+        </w:p>
+      </w:tc>
+    </w:tr>
+  </w:tbl>
 </w:hdr>
 </file>
 
@@ -1098,11 +1407,10 @@
     <w:qFormat/>
     <w:rsid w:val="00FC693F"/>
     <w:pPr>
-      <w:widowControl/>
-      <w:spacing w:before="0" w:after="120" w:line="276" w:lineRule="auto"/>
+      <w:spacing w:after="100" w:line="269" w:lineRule="auto"/>
     </w:pPr>
     <w:rPr>
-      <w:rFonts w:ascii="Arial" w:hAnsi="Arial"/>
+      <w:rFonts w:ascii="Arial" w:hAnsi="Arial" w:eastAsia="Arial"/>
       <w:sz w:val="21"/>
     </w:rPr>
   </w:style>
@@ -1161,15 +1469,15 @@
     <w:pPr>
       <w:keepNext/>
       <w:keepLines/>
-      <w:spacing w:before="240" w:after="120"/>
+      <w:spacing w:before="240" w:after="100"/>
       <w:outlineLvl w:val="0"/>
     </w:pPr>
     <w:rPr>
-      <w:rFonts w:asciiTheme="majorHAnsi" w:eastAsiaTheme="majorEastAsia" w:hAnsiTheme="majorHAnsi" w:cstheme="majorBidi" w:ascii="Arial" w:hAnsi="Arial"/>
+      <w:rFonts w:asciiTheme="majorHAnsi" w:eastAsiaTheme="majorEastAsia" w:hAnsiTheme="majorHAnsi" w:cstheme="majorBidi" w:ascii="Arial" w:hAnsi="Arial" w:eastAsia="Arial"/>
       <w:b/>
       <w:bCs/>
-      <w:color w:val="17365D"/>
-      <w:sz w:val="25"/>
+      <w:color w:val="17324D"/>
+      <w:sz w:val="26"/>
       <w:szCs w:val="28"/>
     </w:rPr>
   </w:style>
@@ -1185,14 +1493,14 @@
     <w:pPr>
       <w:keepNext/>
       <w:keepLines/>
-      <w:spacing w:before="200" w:after="100"/>
+      <w:spacing w:before="180" w:after="80"/>
       <w:outlineLvl w:val="1"/>
     </w:pPr>
     <w:rPr>
-      <w:rFonts w:asciiTheme="majorHAnsi" w:eastAsiaTheme="majorEastAsia" w:hAnsiTheme="majorHAnsi" w:cstheme="majorBidi" w:ascii="Arial" w:hAnsi="Arial"/>
+      <w:rFonts w:asciiTheme="majorHAnsi" w:eastAsiaTheme="majorEastAsia" w:hAnsiTheme="majorHAnsi" w:cstheme="majorBidi" w:ascii="Arial" w:hAnsi="Arial" w:eastAsia="Arial"/>
       <w:b/>
       <w:bCs/>
-      <w:color w:val="17365D"/>
+      <w:color w:val="2F6684"/>
       <w:sz w:val="23"/>
       <w:szCs w:val="26"/>
     </w:rPr>
@@ -1209,14 +1517,14 @@
     <w:pPr>
       <w:keepNext/>
       <w:keepLines/>
-      <w:spacing w:before="160" w:after="80"/>
+      <w:spacing w:before="140" w:after="60"/>
       <w:outlineLvl w:val="2"/>
     </w:pPr>
     <w:rPr>
-      <w:rFonts w:asciiTheme="majorHAnsi" w:eastAsiaTheme="majorEastAsia" w:hAnsiTheme="majorHAnsi" w:cstheme="majorBidi" w:ascii="Arial" w:hAnsi="Arial"/>
+      <w:rFonts w:asciiTheme="majorHAnsi" w:eastAsiaTheme="majorEastAsia" w:hAnsiTheme="majorHAnsi" w:cstheme="majorBidi" w:ascii="Arial" w:hAnsi="Arial" w:eastAsia="Arial"/>
       <w:b/>
       <w:bCs/>
-      <w:color w:val="17365D"/>
+      <w:color w:val="17324D"/>
       <w:sz w:val="21"/>
     </w:rPr>
   </w:style>
@@ -1448,19 +1756,20 @@
     <w:qFormat/>
     <w:rsid w:val="00FC693F"/>
     <w:pPr>
+      <w:keepNext/>
       <w:pBdr>
         <w:bottom w:val="single" w:sz="8" w:space="4" w:color="4F81BD" w:themeColor="accent1"/>
       </w:pBdr>
-      <w:spacing w:after="200" w:line="240" w:lineRule="auto" w:before="160"/>
+      <w:spacing w:after="200" w:line="240" w:lineRule="auto" w:before="0"/>
       <w:contextualSpacing/>
     </w:pPr>
     <w:rPr>
-      <w:rFonts w:asciiTheme="majorHAnsi" w:eastAsiaTheme="majorEastAsia" w:hAnsiTheme="majorHAnsi" w:cstheme="majorBidi" w:ascii="Arial" w:hAnsi="Arial"/>
+      <w:rFonts w:asciiTheme="majorHAnsi" w:eastAsiaTheme="majorEastAsia" w:hAnsiTheme="majorHAnsi" w:cstheme="majorBidi" w:ascii="Arial" w:hAnsi="Arial" w:eastAsia="Arial"/>
       <w:b/>
-      <w:color w:val="17365D"/>
+      <w:color w:val="17324D"/>
       <w:spacing w:val="5"/>
       <w:kern w:val="28"/>
-      <w:sz w:val="30"/>
+      <w:sz w:val="34"/>
       <w:szCs w:val="52"/>
     </w:rPr>
   </w:style>
